--- a/Programacion II/Clases/Clase 2 - Colecciones dinamicas ArrayList/Taller PI - Clase 2 - VetCare.docx
+++ b/Programacion II/Clases/Clase 2 - Colecciones dinamicas ArrayList/Taller PI - Clase 2 - VetCare.docx
@@ -474,7 +474,7 @@
           <w:color w:val="2B2B2B"/>
           <w:sz w:val="22"/>
         </w:rPr>
-        <w:t>Sube tu taller en ExamLab (examlab.lovable.app/app)</w:t>
+        <w:t>Sube tu taller en ExamLab (https://examlab.lovable.app/)</w:t>
       </w:r>
       <w:r>
         <w:rPr>

--- a/Programacion II/Clases/Clase 2 - Colecciones dinamicas ArrayList/Taller PI - Clase 2 - VetCare.docx
+++ b/Programacion II/Clases/Clase 2 - Colecciones dinamicas ArrayList/Taller PI - Clase 2 - VetCare.docx
@@ -486,6 +486,272 @@
         <w:t xml:space="preserve"> — domingo 23:59. Un envio por equipo.</w:t>
       </w:r>
     </w:p>
+    <w:p>
+      <w:pPr>
+        <w:spacing w:after="120"/>
+      </w:pPr>
+      <w:r>
+        <w:rPr>
+          <w:rFonts w:ascii="Calibri" w:hAnsi="Calibri" w:eastAsia="Calibri"/>
+          <w:b/>
+          <w:color w:val="095292"/>
+          <w:sz w:val="24"/>
+        </w:rPr>
+        <w:t>8. Que vas a resolver en ExamLab</w:t>
+      </w:r>
+    </w:p>
+    <w:p>
+      <w:pPr>
+        <w:spacing w:after="120"/>
+      </w:pPr>
+      <w:r>
+        <w:rPr>
+          <w:rFonts w:ascii="Calibri" w:hAnsi="Calibri" w:eastAsia="Calibri"/>
+          <w:b w:val="0"/>
+          <w:color w:val="2B2B2B"/>
+          <w:sz w:val="22"/>
+        </w:rPr>
+        <w:t>El estudiante convierte el registro de mascotas de VetCare en un ArrayList&lt;Mascota&gt; encapsulado que agrega sin duplicar IDs, lista, busca, elimina y depura por edad con Iterator, y entrega el menu de consola completo.</w:t>
+      </w:r>
+    </w:p>
+    <w:p>
+      <w:pPr>
+        <w:spacing w:after="120"/>
+      </w:pPr>
+      <w:r>
+        <w:rPr>
+          <w:rFonts w:ascii="Calibri" w:hAnsi="Calibri" w:eastAsia="Calibri"/>
+          <w:b w:val="0"/>
+          <w:color w:val="2B2B2B"/>
+          <w:sz w:val="22"/>
+        </w:rPr>
+        <w:t>El taller se resuelve y se entrega en ExamLab (https://examlab.lovable.app/), en el modulo Talleres. Son 6 preguntas y suman 100 puntos. Lo que sigue es lo que vas a encontrar en cada una, para que sepas de antemano en que forma se responde:</w:t>
+      </w:r>
+    </w:p>
+    <w:p>
+      <w:r>
+        <w:rPr>
+          <w:rFonts w:ascii="Calibri" w:hAnsi="Calibri" w:eastAsia="Calibri"/>
+          <w:b/>
+          <w:color w:val="2B2B2B"/>
+          <w:sz w:val="22"/>
+        </w:rPr>
+        <w:t>Pregunta 1 - Codigo ejecutable (25 pts):</w:t>
+      </w:r>
+      <w:r>
+        <w:rPr>
+          <w:rFonts w:ascii="Calibri" w:hAnsi="Calibri" w:eastAsia="Calibri"/>
+          <w:b w:val="0"/>
+          <w:color w:val="2B2B2B"/>
+          <w:sz w:val="22"/>
+        </w:rPr>
+        <w:t xml:space="preserve"> `RegistroMascotas`: una lista que crece con la clinica.</w:t>
+      </w:r>
+    </w:p>
+    <w:p>
+      <w:pPr>
+        <w:pStyle w:val="ListBullet"/>
+        <w:spacing w:after="40"/>
+      </w:pPr>
+      <w:r>
+        <w:rPr>
+          <w:rFonts w:ascii="Calibri" w:hAnsi="Calibri" w:eastAsia="Calibri"/>
+          <w:b w:val="0"/>
+          <w:color w:val="2B2B2B"/>
+          <w:sz w:val="22"/>
+        </w:rPr>
+        <w:t>Editor de codigo dentro de la plataforma. El codigo se ejecuta ahi mismo: corralo y revise la salida antes de enviar.</w:t>
+      </w:r>
+    </w:p>
+    <w:p>
+      <w:r>
+        <w:rPr>
+          <w:rFonts w:ascii="Calibri" w:hAnsi="Calibri" w:eastAsia="Calibri"/>
+          <w:b/>
+          <w:color w:val="2B2B2B"/>
+          <w:sz w:val="22"/>
+        </w:rPr>
+        <w:t>Pregunta 2 - Codigo ejecutable (25 pts):</w:t>
+      </w:r>
+      <w:r>
+        <w:rPr>
+          <w:rFonts w:ascii="Calibri" w:hAnsi="Calibri" w:eastAsia="Calibri"/>
+          <w:b w:val="0"/>
+          <w:color w:val="2B2B2B"/>
+          <w:sz w:val="22"/>
+        </w:rPr>
+        <w:t xml:space="preserve"> Listar con `for` indexado y buscar con `for-each`.</w:t>
+      </w:r>
+    </w:p>
+    <w:p>
+      <w:pPr>
+        <w:pStyle w:val="ListBullet"/>
+        <w:spacing w:after="40"/>
+      </w:pPr>
+      <w:r>
+        <w:rPr>
+          <w:rFonts w:ascii="Calibri" w:hAnsi="Calibri" w:eastAsia="Calibri"/>
+          <w:b w:val="0"/>
+          <w:color w:val="2B2B2B"/>
+          <w:sz w:val="22"/>
+        </w:rPr>
+        <w:t>Editor de codigo dentro de la plataforma. El codigo se ejecuta ahi mismo: corralo y revise la salida antes de enviar.</w:t>
+      </w:r>
+    </w:p>
+    <w:p>
+      <w:r>
+        <w:rPr>
+          <w:rFonts w:ascii="Calibri" w:hAnsi="Calibri" w:eastAsia="Calibri"/>
+          <w:b/>
+          <w:color w:val="2B2B2B"/>
+          <w:sz w:val="22"/>
+        </w:rPr>
+        <w:t>Pregunta 3 - Codigo ejecutable (20 pts):</w:t>
+      </w:r>
+      <w:r>
+        <w:rPr>
+          <w:rFonts w:ascii="Calibri" w:hAnsi="Calibri" w:eastAsia="Calibri"/>
+          <w:b w:val="0"/>
+          <w:color w:val="2B2B2B"/>
+          <w:sz w:val="22"/>
+        </w:rPr>
+        <w:t xml:space="preserve"> Eliminar una ficha y depurar el registro sin romperlo.</w:t>
+      </w:r>
+    </w:p>
+    <w:p>
+      <w:pPr>
+        <w:pStyle w:val="ListBullet"/>
+        <w:spacing w:after="40"/>
+      </w:pPr>
+      <w:r>
+        <w:rPr>
+          <w:rFonts w:ascii="Calibri" w:hAnsi="Calibri" w:eastAsia="Calibri"/>
+          <w:b w:val="0"/>
+          <w:color w:val="2B2B2B"/>
+          <w:sz w:val="22"/>
+        </w:rPr>
+        <w:t>Editor de codigo dentro de la plataforma. El codigo se ejecuta ahi mismo: corralo y revise la salida antes de enviar.</w:t>
+      </w:r>
+    </w:p>
+    <w:p>
+      <w:r>
+        <w:rPr>
+          <w:rFonts w:ascii="Calibri" w:hAnsi="Calibri" w:eastAsia="Calibri"/>
+          <w:b/>
+          <w:color w:val="2B2B2B"/>
+          <w:sz w:val="22"/>
+        </w:rPr>
+        <w:t>Pregunta 4 - Seleccion unica (10 pts):</w:t>
+      </w:r>
+      <w:r>
+        <w:rPr>
+          <w:rFonts w:ascii="Calibri" w:hAnsi="Calibri" w:eastAsia="Calibri"/>
+          <w:b w:val="0"/>
+          <w:color w:val="2B2B2B"/>
+          <w:sz w:val="22"/>
+        </w:rPr>
+        <w:t xml:space="preserve"> ¿Cual de estos fragmentos revienta en tiempo de ejecucion?.</w:t>
+      </w:r>
+    </w:p>
+    <w:p>
+      <w:pPr>
+        <w:pStyle w:val="ListBullet"/>
+        <w:spacing w:after="40"/>
+      </w:pPr>
+      <w:r>
+        <w:rPr>
+          <w:rFonts w:ascii="Calibri" w:hAnsi="Calibri" w:eastAsia="Calibri"/>
+          <w:b w:val="0"/>
+          <w:color w:val="2B2B2B"/>
+          <w:sz w:val="22"/>
+        </w:rPr>
+        <w:t>Varias opciones, una sola correcta.</w:t>
+      </w:r>
+    </w:p>
+    <w:p>
+      <w:r>
+        <w:rPr>
+          <w:rFonts w:ascii="Calibri" w:hAnsi="Calibri" w:eastAsia="Calibri"/>
+          <w:b/>
+          <w:color w:val="2B2B2B"/>
+          <w:sz w:val="22"/>
+        </w:rPr>
+        <w:t>Pregunta 5 - Proyecto en ZIP (10 pts):</w:t>
+      </w:r>
+      <w:r>
+        <w:rPr>
+          <w:rFonts w:ascii="Calibri" w:hAnsi="Calibri" w:eastAsia="Calibri"/>
+          <w:b w:val="0"/>
+          <w:color w:val="2B2B2B"/>
+          <w:sz w:val="22"/>
+        </w:rPr>
+        <w:t xml:space="preserve"> Entrega del proyecto: menu de consola de VetCare.</w:t>
+      </w:r>
+    </w:p>
+    <w:p>
+      <w:pPr>
+        <w:pStyle w:val="ListBullet"/>
+        <w:spacing w:after="40"/>
+      </w:pPr>
+      <w:r>
+        <w:rPr>
+          <w:rFonts w:ascii="Calibri" w:hAnsi="Calibri" w:eastAsia="Calibri"/>
+          <w:b w:val="0"/>
+          <w:color w:val="2B2B2B"/>
+          <w:sz w:val="22"/>
+        </w:rPr>
+        <w:t>Se sube un .zip con los archivos fuente del proyecto.</w:t>
+      </w:r>
+    </w:p>
+    <w:p>
+      <w:r>
+        <w:rPr>
+          <w:rFonts w:ascii="Calibri" w:hAnsi="Calibri" w:eastAsia="Calibri"/>
+          <w:b/>
+          <w:color w:val="2B2B2B"/>
+          <w:sz w:val="22"/>
+        </w:rPr>
+        <w:t>Pregunta 6 - Respuesta escrita (10 pts):</w:t>
+      </w:r>
+      <w:r>
+        <w:rPr>
+          <w:rFonts w:ascii="Calibri" w:hAnsi="Calibri" w:eastAsia="Calibri"/>
+          <w:b w:val="0"/>
+          <w:color w:val="2B2B2B"/>
+          <w:sz w:val="22"/>
+        </w:rPr>
+        <w:t xml:space="preserve"> Justificacion: ¿por que abandonamos el arreglo?.</w:t>
+      </w:r>
+    </w:p>
+    <w:p>
+      <w:pPr>
+        <w:pStyle w:val="ListBullet"/>
+        <w:spacing w:after="40"/>
+      </w:pPr>
+      <w:r>
+        <w:rPr>
+          <w:rFonts w:ascii="Calibri" w:hAnsi="Calibri" w:eastAsia="Calibri"/>
+          <w:b w:val="0"/>
+          <w:color w:val="2B2B2B"/>
+          <w:sz w:val="22"/>
+        </w:rPr>
+        <w:t>Un cuadro de texto. Se escribe directamente en la plataforma; no se sube archivo.</w:t>
+      </w:r>
+    </w:p>
+    <w:p>
+      <w:pPr>
+        <w:spacing w:after="120"/>
+      </w:pPr>
+      <w:r>
+        <w:rPr>
+          <w:rFonts w:ascii="Calibri" w:hAnsi="Calibri" w:eastAsia="Calibri"/>
+          <w:b w:val="0"/>
+          <w:color w:val="2B2B2B"/>
+          <w:sz w:val="22"/>
+        </w:rPr>
+        <w:t>Cada pregunta trae su propio enunciado completo dentro de la plataforma: puedes resolver el taller leyendo solo ExamLab. Este documento sirve para prepararte y para trabajar en equipo antes de responder.</w:t>
+      </w:r>
+    </w:p>
     <w:sectPr>
       <w:pgSz w:w="12240" w:h="15840"/>
       <w:pgMar w:top="1440" w:right="1800" w:bottom="1440" w:left="1800" w:header="720" w:footer="720" w:gutter="0"/>

--- a/Programacion II/Clases/Clase 2 - Colecciones dinamicas ArrayList/Taller PI - Clase 2 - VetCare.docx
+++ b/Programacion II/Clases/Clase 2 - Colecciones dinamicas ArrayList/Taller PI - Clase 2 - VetCare.docx
@@ -72,6 +72,21 @@
           <w:sz w:val="22"/>
         </w:rPr>
         <w:t>Hoy avanzamos el PI en: El registro de mascotas de VetCare deja de vivir en un arreglo de tamano fijo y pasa a un ArrayList&lt;Mascota&gt; que crece con la clinica.</w:t>
+      </w:r>
+    </w:p>
+    <w:p>
+      <w:pPr>
+        <w:spacing w:after="120"/>
+        <w:shd w:val="clear" w:fill="EDEDED"/>
+      </w:pPr>
+      <w:r>
+        <w:rPr>
+          <w:rFonts w:ascii="Calibri" w:hAnsi="Calibri" w:eastAsia="Calibri"/>
+          <w:b w:val="0"/>
+          <w:color w:val="2B2B2B"/>
+          <w:sz w:val="20"/>
+        </w:rPr>
+        <w:t>Modalidad de trabajo: individual por defecto. El docente puede autorizar equipos de 2 o 3 integrantes; en ese caso el artefacto puede ser compartido, pero la entrega en ExamLab siempre es individual (cada estudiante responde las preguntas abiertas con sus propias palabras) y cualquier integrante debe poder explicar cualquier parte en 60 segundos.</w:t>
       </w:r>
     </w:p>
     <w:p>
@@ -483,7 +498,7 @@
           <w:color w:val="2B2B2B"/>
           <w:sz w:val="22"/>
         </w:rPr>
-        <w:t xml:space="preserve"> — domingo 23:59. Un envio por equipo.</w:t>
+        <w:t xml:space="preserve"> — domingo 23:59. Un envio por estudiante.</w:t>
       </w:r>
     </w:p>
     <w:p>
@@ -749,7 +764,7 @@
           <w:color w:val="2B2B2B"/>
           <w:sz w:val="22"/>
         </w:rPr>
-        <w:t>Cada pregunta trae su propio enunciado completo dentro de la plataforma: puedes resolver el taller leyendo solo ExamLab. Este documento sirve para prepararte y para trabajar en equipo antes de responder.</w:t>
+        <w:t>Cada pregunta trae su propio enunciado completo dentro de la plataforma: puedes resolver el taller leyendo solo ExamLab. Este documento sirve para prepararte y conservar tus respuestas. La actividad es individual; si el docente autoriza trabajo en equipo, la entrega en ExamLab sigue siendo individual.</w:t>
       </w:r>
     </w:p>
     <w:sectPr>

--- a/Programacion II/Clases/Clase 2 - Colecciones dinamicas ArrayList/Taller PI - Clase 2 - VetCare.docx
+++ b/Programacion II/Clases/Clase 2 - Colecciones dinamicas ArrayList/Taller PI - Clase 2 - VetCare.docx
@@ -489,7 +489,7 @@
           <w:color w:val="2B2B2B"/>
           <w:sz w:val="22"/>
         </w:rPr>
-        <w:t>Sube tu taller en ExamLab (https://examlab.lovable.app/)</w:t>
+        <w:t>Sube tu taller en ExamLab (https://uniaj.examlab.workers.dev/)</w:t>
       </w:r>
       <w:r>
         <w:rPr>
@@ -540,7 +540,7 @@
           <w:color w:val="2B2B2B"/>
           <w:sz w:val="22"/>
         </w:rPr>
-        <w:t>El taller se resuelve y se entrega en ExamLab (https://examlab.lovable.app/), en el modulo Talleres. Son 6 preguntas y suman 100 puntos. Lo que sigue es lo que vas a encontrar en cada una, para que sepas de antemano en que forma se responde:</w:t>
+        <w:t>El taller se resuelve y se entrega en ExamLab (https://uniaj.examlab.workers.dev/), en el modulo Talleres. Son 6 preguntas y suman 100 puntos. Lo que sigue es lo que vas a encontrar en cada una, para que sepas de antemano en que forma se responde:</w:t>
       </w:r>
     </w:p>
     <w:p>

--- a/Programacion II/Clases/Clase 2 - Colecciones dinamicas ArrayList/Taller PI - Clase 2 - VetCare.docx
+++ b/Programacion II/Clases/Clase 2 - Colecciones dinamicas ArrayList/Taller PI - Clase 2 - VetCare.docx
@@ -56,7 +56,7 @@
           <w:color w:val="2B2B2B"/>
           <w:sz w:val="22"/>
         </w:rPr>
-        <w:t>Herramienta: Apache NetBeans</w:t>
+        <w:t>Herramienta: Visual Studio Code (Java)</w:t>
       </w:r>
     </w:p>
     <w:p>
@@ -242,7 +242,7 @@
           <w:color w:val="2B2B2B"/>
           <w:sz w:val="22"/>
         </w:rPr>
-        <w:t>Cree en NetBeans el proyecto Java Application llamado VetCare con paquete vetcare, y dentro de el la clase Mascota con los atributos privados id, nombre, especie, edad y dueno, su constructor completo, sus getters y el metodo toString(); verifique imprimiendo una mascota de prueba y confirmando que en consola sale el texto legible y no vetcare.Mascota@1a2b3c.</w:t>
+        <w:t>Cree en VS Code el proyecto Java llamado VetCare con paquete vetcare, y dentro de el la clase Mascota con los atributos privados id, nombre, especie, edad y dueno, su constructor completo, sus getters y el metodo toString(); verifique imprimiendo una mascota de prueba y confirmando que en consola sale el texto legible y no vetcare.Mascota@1a2b3c.</w:t>
       </w:r>
     </w:p>
     <w:p>
@@ -331,7 +331,7 @@
           <w:color w:val="2B2B2B"/>
           <w:sz w:val="22"/>
         </w:rPr>
-        <w:t>Proyecto NetBeans con las clases Mascota y RegistroMascotas y un menu de consola que agrega, lista, busca por ID y elimina mascotas, comprimido y subido a ExamLab.</w:t>
+        <w:t>Proyecto Java con las clases Mascota y RegistroMascotas y un menu de consola que agrega, lista, busca por ID y elimina mascotas, comprimido y subido a ExamLab.</w:t>
       </w:r>
     </w:p>
     <w:p>
